--- a/docs/downloads/gerrid-setzer/تم/doc_0184.docx
+++ b/docs/downloads/gerrid-setzer/تم/doc_0184.docx
@@ -1,101 +1,25 @@
 
 <file path=word/document.xml><?xml version="1.0" encoding="utf-8"?>
 <w:document xmlns:wpc="http://schemas.microsoft.com/office/word/2010/wordprocessingCanvas" xmlns:cx="http://schemas.microsoft.com/office/drawing/2014/chartex" xmlns:cx1="http://schemas.microsoft.com/office/drawing/2015/9/8/chartex" xmlns:cx2="http://schemas.microsoft.com/office/drawing/2015/10/21/chartex" xmlns:cx3="http://schemas.microsoft.com/office/drawing/2016/5/9/chartex" xmlns:cx4="http://schemas.microsoft.com/office/drawing/2016/5/10/chartex" xmlns:cx5="http://schemas.microsoft.com/office/drawing/2016/5/11/chartex" xmlns:cx6="http://schemas.microsoft.com/office/drawing/2016/5/12/chartex" xmlns:cx7="http://schemas.microsoft.com/office/drawing/2016/5/13/chartex" xmlns:cx8="http://schemas.microsoft.com/office/drawing/2016/5/14/chartex" xmlns:mc="http://schemas.openxmlformats.org/markup-compatibility/2006" xmlns:aink="http://schemas.microsoft.com/office/drawing/2016/ink" xmlns:am3d="http://schemas.microsoft.com/office/drawing/2017/model3d" xmlns:o="urn:schemas-microsoft-com:office:office" xmlns:r="http://schemas.openxmlformats.org/officeDocument/2006/relationships" xmlns:m="http://schemas.openxmlformats.org/officeDocument/2006/math" xmlns:v="urn:schemas-microsoft-com:vml" xmlns:wp14="http://schemas.microsoft.com/office/word/2010/wordprocessingDrawing" xmlns:wp="http://schemas.openxmlformats.org/drawingml/2006/wordprocessingDrawing" xmlns:w10="urn:schemas-microsoft-com:office:word" xmlns:w="http://schemas.openxmlformats.org/wordprocessingml/2006/main" xmlns:w14="http://schemas.microsoft.com/office/word/2010/wordml" xmlns:w15="http://schemas.microsoft.com/office/word/2012/wordml" xmlns:w16cex="http://schemas.microsoft.com/office/word/2018/wordml/cex" xmlns:w16cid="http://schemas.microsoft.com/office/word/2016/wordml/cid" xmlns:w16="http://schemas.microsoft.com/office/word/2018/wordml" xmlns:w16se="http://schemas.microsoft.com/office/word/2015/wordml/symex" xmlns:wpg="http://schemas.microsoft.com/office/word/2010/wordprocessingGroup" xmlns:wpi="http://schemas.microsoft.com/office/word/2010/wordprocessingInk" xmlns:wne="http://schemas.microsoft.com/office/word/2006/wordml" xmlns:wps="http://schemas.microsoft.com/office/word/2010/wordprocessingShape" mc:Ignorable="w14 w15 w16se w16cid w16 w16cex wp14">
-  <w:background w:color="FBE4D5" w:themeColor="accent2" w:themeTint="33"/>
   <w:body>
     <w:p>
       <w:pPr>
         <w:bidi/>
-        <w:ind w:left="2880"/>
-        <w:rPr>
-          <w:rFonts w:hint="cs"/>
-          <w:sz w:val="56"/>
-          <w:szCs w:val="56"/>
+        <w:jc w:val="center"/>
+        <w:rPr>
           <w:rtl/>
           <w:lang w:bidi="ar-EG"/>
         </w:rPr>
       </w:pPr>
-      <w:r>
-        <w:rPr>
-          <w:noProof/>
-        </w:rPr>
-        <w:drawing>
-          <wp:anchor distT="0" distB="0" distL="114300" distR="114300" simplePos="0" relativeHeight="251658240" behindDoc="1" locked="0" layoutInCell="1" allowOverlap="1" wp14:anchorId="03AF459A" wp14:editId="762A1668">
-            <wp:simplePos x="0" y="0"/>
-            <wp:positionH relativeFrom="column">
-              <wp:posOffset>-113386</wp:posOffset>
-            </wp:positionH>
-            <wp:positionV relativeFrom="paragraph">
-              <wp:posOffset>-142647</wp:posOffset>
-            </wp:positionV>
-            <wp:extent cx="6867525" cy="4103827"/>
-            <wp:effectExtent l="0" t="0" r="0" b="0"/>
-            <wp:wrapNone/>
-            <wp:docPr id="1" name="Picture 1" descr="Blume Sonne | radio SAW"/>
-            <wp:cNvGraphicFramePr>
-              <a:graphicFrameLocks xmlns:a="http://schemas.openxmlformats.org/drawingml/2006/main" noChangeAspect="1"/>
-            </wp:cNvGraphicFramePr>
-            <a:graphic xmlns:a="http://schemas.openxmlformats.org/drawingml/2006/main">
-              <a:graphicData uri="http://schemas.openxmlformats.org/drawingml/2006/picture">
-                <pic:pic xmlns:pic="http://schemas.openxmlformats.org/drawingml/2006/picture">
-                  <pic:nvPicPr>
-                    <pic:cNvPr id="0" name="Picture 1" descr="Blume Sonne | radio SAW"/>
-                    <pic:cNvPicPr>
-                      <a:picLocks noChangeAspect="1" noChangeArrowheads="1"/>
-                    </pic:cNvPicPr>
-                  </pic:nvPicPr>
-                  <pic:blipFill>
-                    <a:blip r:embed="rId4">
-                      <a:alphaModFix amt="35000"/>
-                      <a:extLst>
-                        <a:ext uri="{28A0092B-C50C-407E-A947-70E740481C1C}">
-                          <a14:useLocalDpi xmlns:a14="http://schemas.microsoft.com/office/drawing/2010/main" val="0"/>
-                        </a:ext>
-                      </a:extLst>
-                    </a:blip>
-                    <a:srcRect/>
-                    <a:stretch>
-                      <a:fillRect/>
-                    </a:stretch>
-                  </pic:blipFill>
-                  <pic:spPr bwMode="auto">
-                    <a:xfrm>
-                      <a:off x="0" y="0"/>
-                      <a:ext cx="6975844" cy="4168555"/>
-                    </a:xfrm>
-                    <a:prstGeom prst="rect">
-                      <a:avLst/>
-                    </a:prstGeom>
-                    <a:ln>
-                      <a:noFill/>
-                    </a:ln>
-                    <a:effectLst>
-                      <a:softEdge rad="112500"/>
-                    </a:effectLst>
-                  </pic:spPr>
-                </pic:pic>
-              </a:graphicData>
-            </a:graphic>
-            <wp14:sizeRelH relativeFrom="page">
-              <wp14:pctWidth>0</wp14:pctWidth>
-            </wp14:sizeRelH>
-            <wp14:sizeRelV relativeFrom="page">
-              <wp14:pctHeight>0</wp14:pctHeight>
-            </wp14:sizeRelV>
-          </wp:anchor>
-        </w:drawing>
-      </w:r>
-      <w:hyperlink r:id="rId5" w:anchor=":~:text=sollten%20wir%20es%20auch%20machen%2C%20indem%20wir,wachsen%20und%20dem%20Herrn%20Freude%20bereiten." w:history="1">
+      <w:hyperlink r:id="rId4" w:history="1">
         <w:r>
           <w:rPr>
             <w:rStyle w:val="Hyperlink"/>
             <w:rFonts w:hint="cs"/>
-            <w:sz w:val="56"/>
-            <w:szCs w:val="56"/>
             <w:rtl/>
             <w:lang w:bidi="ar-EG"/>
           </w:rPr>
-          <w:t>محبته</w:t>
+          <w:t>هيا يا نفسي!</w:t>
         </w:r>
       </w:hyperlink>
     </w:p>
@@ -104,21 +28,15 @@
         <w:bidi/>
         <w:jc w:val="both"/>
         <w:rPr>
-          <w:sz w:val="56"/>
-          <w:szCs w:val="56"/>
           <w:rtl/>
           <w:lang w:bidi="ar-EG"/>
         </w:rPr>
       </w:pPr>
       <w:r>
         <w:rPr>
-          <w:rFonts w:hint="cs"/>
-          <w:sz w:val="56"/>
-          <w:szCs w:val="56"/>
-          <w:rtl/>
-          <w:lang w:bidi="ar-EG"/>
-        </w:rPr>
-        <w:t>كانت بنتٌ تسكن في كشك صغير لم يكن متميزًا بفساحته وجماله، إلاّ أن الزهرة التي في الغرفة تأنّقت برونقها. وقد أجابت على السؤال كيف يكون ذلك: "إنه في غاية البساطة. هنالك في غرفتي 3 نوافذ. عند شروق الشمس في الصباح تقف الزهرة في النافذة الأولى. في ساعة الظهيرة تكون في النافذة الثانية ومن ثم النافذة الثالثة. زهرتي دومًا معرّضة للشمس ولأجل هذا هي مزهرة في هذا الجمال."</w:t>
+          <w:lang w:bidi="ar-EG"/>
+        </w:rPr>
+        <w:t>Gerrid Setzer</w:t>
       </w:r>
     </w:p>
     <w:p>
@@ -126,8 +44,6 @@
         <w:bidi/>
         <w:jc w:val="both"/>
         <w:rPr>
-          <w:sz w:val="56"/>
-          <w:szCs w:val="56"/>
           <w:rtl/>
           <w:lang w:bidi="ar-EG"/>
         </w:rPr>
@@ -135,32 +51,57 @@
       <w:r>
         <w:rPr>
           <w:rFonts w:hint="cs"/>
-          <w:sz w:val="56"/>
-          <w:szCs w:val="56"/>
-          <w:rtl/>
-          <w:lang w:bidi="ar-EG"/>
-        </w:rPr>
-        <w:t xml:space="preserve">هكذا يجب علينا نحن أيضًا أن نفعل، أن نمكث دومًا </w:t>
-      </w:r>
-      <w:r>
-        <w:rPr>
-          <w:rFonts w:hint="cs"/>
-          <w:sz w:val="56"/>
-          <w:szCs w:val="56"/>
-          <w:rtl/>
-          <w:lang w:bidi="ar-EG"/>
-        </w:rPr>
-        <w:t>في</w:t>
-      </w:r>
-      <w:r>
-        <w:rPr>
-          <w:rFonts w:hint="cs"/>
-          <w:sz w:val="56"/>
-          <w:szCs w:val="56"/>
-          <w:rtl/>
-          <w:lang w:bidi="ar-EG"/>
-        </w:rPr>
-        <w:t xml:space="preserve"> شمس محبة المسيح. عندها سننمو روحيًا ونبعث بالفرح لسيدنا. تفكّر بمحبته صباحًا، ظهرًا ومساءً! وفي الليل أيضًا.</w:t>
+          <w:rtl/>
+          <w:lang w:bidi="ar-EG"/>
+        </w:rPr>
+        <w:t>يُذكَر في المزامير الكثير عن أحاسيس المؤمن. لذا فليس من الغرابة بأنه يتم ذكر نفس الإنسان بكثرة. في بعض المواضع يُرينا أيضًا بأننا يمكننا أن نكلّم أنفسنا. والنفس في هذه المواضع لا تعني طبعًا إيانا نحن كأشخاص، وإنما يُنظر إليها ك</w:t>
+      </w:r>
+      <w:r>
+        <w:rPr>
+          <w:rFonts w:hint="cs"/>
+          <w:rtl/>
+          <w:lang w:bidi="ar-EG"/>
+        </w:rPr>
+        <w:t>مست</w:t>
+      </w:r>
+      <w:r>
+        <w:rPr>
+          <w:rFonts w:hint="cs"/>
+          <w:rtl/>
+          <w:lang w:bidi="ar-EG"/>
+        </w:rPr>
+        <w:t xml:space="preserve">قر </w:t>
+      </w:r>
+      <w:r>
+        <w:rPr>
+          <w:rFonts w:hint="cs"/>
+          <w:rtl/>
+          <w:lang w:bidi="ar-EG"/>
+        </w:rPr>
+        <w:t>ل</w:t>
+      </w:r>
+      <w:r>
+        <w:rPr>
+          <w:rFonts w:hint="cs"/>
+          <w:rtl/>
+          <w:lang w:bidi="ar-EG"/>
+        </w:rPr>
+        <w:t xml:space="preserve">لعواطف. هذه العواطف تلعب دورًا هامًا في حياتنا </w:t>
+      </w:r>
+      <w:r>
+        <w:rPr>
+          <w:rtl/>
+          <w:lang w:bidi="ar-EG"/>
+        </w:rPr>
+        <w:t>–</w:t>
+      </w:r>
+      <w:r>
+        <w:rPr>
+          <w:rFonts w:hint="cs"/>
+          <w:rtl/>
+          <w:lang w:bidi="ar-EG"/>
+        </w:rPr>
+        <w:t xml:space="preserve"> لكننا لسنا معرّضون لها من دون حول أو قوة. إننا يمكننا أن نكلّم أنفسنا عندما تكون منحنية ولا تريد أن ترتفع إلى الله.</w:t>
       </w:r>
     </w:p>
     <w:p>
@@ -168,8 +109,6 @@
         <w:bidi/>
         <w:jc w:val="both"/>
         <w:rPr>
-          <w:sz w:val="56"/>
-          <w:szCs w:val="56"/>
           <w:rtl/>
           <w:lang w:bidi="ar-EG"/>
         </w:rPr>
@@ -177,54 +116,35 @@
       <w:r>
         <w:rPr>
           <w:rFonts w:hint="cs"/>
-          <w:sz w:val="56"/>
-          <w:szCs w:val="56"/>
-          <w:rtl/>
-          <w:lang w:bidi="ar-EG"/>
-        </w:rPr>
-        <w:t xml:space="preserve">العروس أيضًا كانت مشغولة في سفر نشيد </w:t>
-      </w:r>
-      <w:proofErr w:type="spellStart"/>
-      <w:r>
-        <w:rPr>
-          <w:rFonts w:hint="cs"/>
-          <w:sz w:val="56"/>
-          <w:szCs w:val="56"/>
-          <w:rtl/>
-          <w:lang w:bidi="ar-EG"/>
-        </w:rPr>
-        <w:t>الأنشاد</w:t>
-      </w:r>
-      <w:proofErr w:type="spellEnd"/>
-      <w:r>
-        <w:rPr>
-          <w:rFonts w:hint="cs"/>
-          <w:sz w:val="56"/>
-          <w:szCs w:val="56"/>
-          <w:rtl/>
-          <w:lang w:bidi="ar-EG"/>
-        </w:rPr>
-        <w:t xml:space="preserve"> كل النهار بعريسها أو </w:t>
-      </w:r>
-      <w:r>
-        <w:rPr>
-          <w:rFonts w:hint="cs"/>
-          <w:sz w:val="56"/>
-          <w:szCs w:val="56"/>
-          <w:rtl/>
-          <w:lang w:bidi="ar-EG"/>
-        </w:rPr>
-        <w:t>أ</w:t>
-      </w:r>
-      <w:r>
-        <w:rPr>
-          <w:rFonts w:hint="cs"/>
-          <w:sz w:val="56"/>
-          <w:szCs w:val="56"/>
-          <w:rtl/>
-          <w:lang w:bidi="ar-EG"/>
-        </w:rPr>
-        <w:t>نها واظبت على شركتها معه. لنسمع كلماتها:</w:t>
+          <w:rtl/>
+          <w:lang w:bidi="ar-EG"/>
+        </w:rPr>
+        <w:t>"</w:t>
+      </w:r>
+      <w:r>
+        <w:rPr>
+          <w:b/>
+          <w:bCs/>
+          <w:color w:val="FF0000"/>
+          <w:rtl/>
+          <w:lang w:bidi="ar-EG"/>
+        </w:rPr>
+        <w:t>لِمَاذَا أَنْتِ مُنْحَنِيَةٌ يَا نَفْسِي؟</w:t>
+      </w:r>
+      <w:r>
+        <w:rPr>
+          <w:rtl/>
+          <w:lang w:bidi="ar-EG"/>
+        </w:rPr>
+        <w:t xml:space="preserve"> وَلِمَاذَا تَئِنِّينَ فِيَّ؟ تَرَجَّيِ اللهَ، لأَنِّي بَعْدُ أَحْمَدُهُ، خَلاَصَ وَجْهِي وَإِلهِي.</w:t>
+      </w:r>
+      <w:r>
+        <w:rPr>
+          <w:rFonts w:hint="cs"/>
+          <w:rtl/>
+          <w:lang w:bidi="ar-EG"/>
+        </w:rPr>
+        <w:t>" (مزمور 42: 5، 11).</w:t>
       </w:r>
     </w:p>
     <w:p>
@@ -232,8 +152,6 @@
         <w:bidi/>
         <w:jc w:val="both"/>
         <w:rPr>
-          <w:sz w:val="56"/>
-          <w:szCs w:val="56"/>
           <w:rtl/>
           <w:lang w:bidi="ar-EG"/>
         </w:rPr>
@@ -241,114 +159,50 @@
       <w:r>
         <w:rPr>
           <w:rFonts w:hint="cs"/>
+          <w:rtl/>
+          <w:lang w:bidi="ar-EG"/>
+        </w:rPr>
+        <w:t>"</w:t>
+      </w:r>
+      <w:r>
+        <w:rPr>
           <w:color w:val="FF0000"/>
-          <w:sz w:val="56"/>
-          <w:szCs w:val="56"/>
-          <w:rtl/>
-          <w:lang w:bidi="ar-EG"/>
-        </w:rPr>
-        <w:t>صباحًا</w:t>
-      </w:r>
-      <w:r>
-        <w:rPr>
-          <w:rFonts w:hint="cs"/>
-          <w:sz w:val="56"/>
-          <w:szCs w:val="56"/>
-          <w:rtl/>
-          <w:lang w:bidi="ar-EG"/>
-        </w:rPr>
-        <w:t>: "</w:t>
-      </w:r>
-      <w:r>
-        <w:rPr>
-          <w:sz w:val="56"/>
-          <w:szCs w:val="56"/>
-          <w:rtl/>
-          <w:lang w:bidi="ar-EG"/>
-        </w:rPr>
-        <w:t xml:space="preserve"> 12 </w:t>
-      </w:r>
-      <w:proofErr w:type="spellStart"/>
-      <w:r>
-        <w:rPr>
-          <w:sz w:val="56"/>
-          <w:szCs w:val="56"/>
-          <w:rtl/>
-          <w:lang w:bidi="ar-EG"/>
-        </w:rPr>
-        <w:t>لِنُبَكِّرَنَّ</w:t>
-      </w:r>
-      <w:proofErr w:type="spellEnd"/>
-      <w:r>
-        <w:rPr>
-          <w:sz w:val="56"/>
-          <w:szCs w:val="56"/>
-          <w:rtl/>
-          <w:lang w:bidi="ar-EG"/>
-        </w:rPr>
-        <w:t xml:space="preserve"> إِلَى </w:t>
-      </w:r>
-      <w:proofErr w:type="gramStart"/>
-      <w:r>
-        <w:rPr>
-          <w:sz w:val="56"/>
-          <w:szCs w:val="56"/>
-          <w:rtl/>
-          <w:lang w:bidi="ar-EG"/>
-        </w:rPr>
-        <w:t>الْكُرُومِ،</w:t>
-      </w:r>
-      <w:r>
-        <w:rPr>
-          <w:rFonts w:hint="cs"/>
-          <w:sz w:val="56"/>
-          <w:szCs w:val="56"/>
-          <w:rtl/>
-          <w:lang w:bidi="ar-EG"/>
-        </w:rPr>
-        <w:t>...</w:t>
-      </w:r>
-      <w:proofErr w:type="gramEnd"/>
-      <w:r>
-        <w:rPr>
-          <w:sz w:val="56"/>
-          <w:szCs w:val="56"/>
-          <w:rtl/>
-          <w:lang w:bidi="ar-EG"/>
-        </w:rPr>
-        <w:t xml:space="preserve"> هُنَالِكَ أُعْطِيكَ حُبِّي.</w:t>
-      </w:r>
-      <w:r>
-        <w:rPr>
-          <w:rFonts w:hint="cs"/>
-          <w:sz w:val="56"/>
-          <w:szCs w:val="56"/>
-          <w:rtl/>
-          <w:lang w:bidi="ar-EG"/>
-        </w:rPr>
-        <w:t xml:space="preserve">" (نشيد </w:t>
-      </w:r>
-      <w:proofErr w:type="spellStart"/>
-      <w:r>
-        <w:rPr>
-          <w:rFonts w:hint="cs"/>
-          <w:sz w:val="56"/>
-          <w:szCs w:val="56"/>
-          <w:rtl/>
-          <w:lang w:bidi="ar-EG"/>
-        </w:rPr>
-        <w:t>الأنشاد</w:t>
-      </w:r>
-      <w:proofErr w:type="spellEnd"/>
-      <w:r>
-        <w:rPr>
-          <w:rFonts w:hint="cs"/>
-          <w:sz w:val="56"/>
-          <w:szCs w:val="56"/>
-          <w:rtl/>
-          <w:lang w:bidi="ar-EG"/>
-        </w:rPr>
-        <w:t xml:space="preserve"> 7: 13).</w:t>
+          <w:rtl/>
+          <w:lang w:bidi="ar-EG"/>
+        </w:rPr>
+        <w:t>اسْتَيْقِظْ يَا مَجْدِي</w:t>
+      </w:r>
+      <w:r>
+        <w:rPr>
+          <w:rFonts w:hint="cs"/>
+          <w:color w:val="FF0000"/>
+          <w:rtl/>
+          <w:lang w:bidi="ar-EG"/>
+        </w:rPr>
+        <w:t xml:space="preserve"> (يا نفسي)</w:t>
+      </w:r>
+      <w:r>
+        <w:rPr>
+          <w:color w:val="FF0000"/>
+          <w:rtl/>
+          <w:lang w:bidi="ar-EG"/>
+        </w:rPr>
+        <w:t xml:space="preserve">! </w:t>
+      </w:r>
+      <w:r>
+        <w:rPr>
+          <w:rtl/>
+          <w:lang w:bidi="ar-EG"/>
+        </w:rPr>
+        <w:t>اسْتَيْقِظِي يَا رَبَابُ وَيَا عُودُ! أَنَا أَسْتَيْقِظُ سَحَرًا.</w:t>
+      </w:r>
+      <w:r>
+        <w:rPr>
+          <w:rFonts w:hint="cs"/>
+          <w:rtl/>
+          <w:lang w:bidi="ar-EG"/>
+        </w:rPr>
+        <w:t>" (57: 8).</w:t>
       </w:r>
     </w:p>
     <w:p>
@@ -356,8 +210,6 @@
         <w:bidi/>
         <w:jc w:val="both"/>
         <w:rPr>
-          <w:sz w:val="56"/>
-          <w:szCs w:val="56"/>
           <w:rtl/>
           <w:lang w:bidi="ar-EG"/>
         </w:rPr>
@@ -365,64 +217,26 @@
       <w:r>
         <w:rPr>
           <w:rFonts w:hint="cs"/>
+          <w:rtl/>
+          <w:lang w:bidi="ar-EG"/>
+        </w:rPr>
+        <w:t>"</w:t>
+      </w:r>
+      <w:r>
+        <w:rPr>
           <w:color w:val="FF0000"/>
-          <w:sz w:val="56"/>
-          <w:szCs w:val="56"/>
-          <w:rtl/>
-          <w:lang w:bidi="ar-EG"/>
-        </w:rPr>
-        <w:t>ظهرًا</w:t>
-      </w:r>
-      <w:r>
-        <w:rPr>
-          <w:rFonts w:hint="cs"/>
-          <w:sz w:val="56"/>
-          <w:szCs w:val="56"/>
-          <w:rtl/>
-          <w:lang w:bidi="ar-EG"/>
-        </w:rPr>
-        <w:t>: "</w:t>
-      </w:r>
-      <w:r>
-        <w:rPr>
-          <w:sz w:val="56"/>
-          <w:szCs w:val="56"/>
-          <w:rtl/>
-          <w:lang w:bidi="ar-EG"/>
-        </w:rPr>
-        <w:t>أَخْبِرْنِي يَا مَنْ تُحِبُّهُ نَفْسِي، أَيْنَ تَرْعَى، أَيْنَ تُرْبِضُ عِنْدَ الظَّهِيرَةِ.</w:t>
-      </w:r>
-      <w:r>
-        <w:rPr>
-          <w:rFonts w:hint="cs"/>
-          <w:sz w:val="56"/>
-          <w:szCs w:val="56"/>
-          <w:rtl/>
-          <w:lang w:bidi="ar-EG"/>
-        </w:rPr>
-        <w:t xml:space="preserve">؟" (نشيد </w:t>
-      </w:r>
-      <w:proofErr w:type="spellStart"/>
-      <w:r>
-        <w:rPr>
-          <w:rFonts w:hint="cs"/>
-          <w:sz w:val="56"/>
-          <w:szCs w:val="56"/>
-          <w:rtl/>
-          <w:lang w:bidi="ar-EG"/>
-        </w:rPr>
-        <w:t>الأنشاد</w:t>
-      </w:r>
-      <w:proofErr w:type="spellEnd"/>
-      <w:r>
-        <w:rPr>
-          <w:rFonts w:hint="cs"/>
-          <w:sz w:val="56"/>
-          <w:szCs w:val="56"/>
-          <w:rtl/>
-          <w:lang w:bidi="ar-EG"/>
-        </w:rPr>
-        <w:t>: 1: 7).</w:t>
+          <w:rtl/>
+          <w:lang w:bidi="ar-EG"/>
+        </w:rPr>
+        <w:t>بَارِكِي يَا نَفْسِي</w:t>
+      </w:r>
+      <w:r>
+        <w:rPr>
+          <w:rFonts w:hint="cs"/>
+          <w:rtl/>
+          <w:lang w:bidi="ar-EG"/>
+        </w:rPr>
+        <w:t>" (مزمور 103: 1، 2، 22؛ مزمور 104: 1، 35)</w:t>
       </w:r>
     </w:p>
     <w:p>
@@ -430,8 +244,6 @@
         <w:bidi/>
         <w:jc w:val="both"/>
         <w:rPr>
-          <w:sz w:val="56"/>
-          <w:szCs w:val="56"/>
           <w:rtl/>
           <w:lang w:bidi="ar-EG"/>
         </w:rPr>
@@ -439,65 +251,33 @@
       <w:r>
         <w:rPr>
           <w:rFonts w:hint="cs"/>
+          <w:rtl/>
+          <w:lang w:bidi="ar-EG"/>
+        </w:rPr>
+        <w:t>"</w:t>
+      </w:r>
+      <w:r>
+        <w:rPr>
           <w:color w:val="FF0000"/>
-          <w:sz w:val="56"/>
-          <w:szCs w:val="56"/>
-          <w:rtl/>
-          <w:lang w:bidi="ar-EG"/>
-        </w:rPr>
-        <w:lastRenderedPageBreak/>
-        <w:t>مساءً</w:t>
-      </w:r>
-      <w:r>
-        <w:rPr>
-          <w:rFonts w:hint="cs"/>
-          <w:sz w:val="56"/>
-          <w:szCs w:val="56"/>
-          <w:rtl/>
-          <w:lang w:bidi="ar-EG"/>
-        </w:rPr>
-        <w:t>: "</w:t>
-      </w:r>
-      <w:r>
-        <w:rPr>
-          <w:sz w:val="56"/>
-          <w:szCs w:val="56"/>
-          <w:rtl/>
-          <w:lang w:bidi="ar-EG"/>
-        </w:rPr>
-        <w:t>إِلَى أَنْ يَفِيحَ النَّهَارُ وَتَنْهَزِمَ الظِّلاَلُ، ارْجعْ وَأَشْبِهْ يَا حَبِيبِي</w:t>
-      </w:r>
-      <w:r>
-        <w:rPr>
-          <w:rFonts w:hint="cs"/>
-          <w:sz w:val="56"/>
-          <w:szCs w:val="56"/>
-          <w:rtl/>
-          <w:lang w:bidi="ar-EG"/>
-        </w:rPr>
-        <w:t xml:space="preserve">" (نشيد </w:t>
-      </w:r>
-      <w:proofErr w:type="spellStart"/>
-      <w:r>
-        <w:rPr>
-          <w:rFonts w:hint="cs"/>
-          <w:sz w:val="56"/>
-          <w:szCs w:val="56"/>
-          <w:rtl/>
-          <w:lang w:bidi="ar-EG"/>
-        </w:rPr>
-        <w:t>الأنشاد</w:t>
-      </w:r>
-      <w:proofErr w:type="spellEnd"/>
-      <w:r>
-        <w:rPr>
-          <w:rFonts w:hint="cs"/>
-          <w:sz w:val="56"/>
-          <w:szCs w:val="56"/>
-          <w:rtl/>
-          <w:lang w:bidi="ar-EG"/>
-        </w:rPr>
-        <w:t xml:space="preserve"> 2: 17).</w:t>
+          <w:rtl/>
+          <w:lang w:bidi="ar-EG"/>
+        </w:rPr>
+        <w:t>ارْجِعِي يَا نَفْسِي إِلَى رَاحَتِكِ</w:t>
+      </w:r>
+      <w:r>
+        <w:rPr>
+          <w:rtl/>
+          <w:lang w:bidi="ar-EG"/>
+        </w:rPr>
+        <w:t>، لأَنَّ الرَّبَّ قَدْ أَحْسَنَ إِلَيْكِ.</w:t>
+      </w:r>
+      <w:r>
+        <w:rPr>
+          <w:rFonts w:hint="cs"/>
+          <w:rtl/>
+          <w:lang w:bidi="ar-EG"/>
+        </w:rPr>
+        <w:t>" (مزمور 116: 7).</w:t>
       </w:r>
     </w:p>
     <w:p>
@@ -505,8 +285,6 @@
         <w:bidi/>
         <w:jc w:val="both"/>
         <w:rPr>
-          <w:sz w:val="56"/>
-          <w:szCs w:val="56"/>
           <w:rtl/>
           <w:lang w:bidi="ar-EG"/>
         </w:rPr>
@@ -514,88 +292,17 @@
       <w:r>
         <w:rPr>
           <w:rFonts w:hint="cs"/>
-          <w:color w:val="FF0000"/>
-          <w:sz w:val="56"/>
-          <w:szCs w:val="56"/>
-          <w:rtl/>
-          <w:lang w:bidi="ar-EG"/>
-        </w:rPr>
-        <w:t>ليلاً</w:t>
-      </w:r>
-      <w:r>
-        <w:rPr>
-          <w:rFonts w:hint="cs"/>
-          <w:sz w:val="56"/>
-          <w:szCs w:val="56"/>
-          <w:rtl/>
-          <w:lang w:bidi="ar-EG"/>
-        </w:rPr>
-        <w:t>: "</w:t>
-      </w:r>
-      <w:r>
-        <w:rPr>
-          <w:sz w:val="56"/>
-          <w:szCs w:val="56"/>
-          <w:rtl/>
-          <w:lang w:bidi="ar-EG"/>
-        </w:rPr>
-        <w:t xml:space="preserve"> 1 فِي اللَّيْلِ عَلَى فِرَاشِي طَلَبْتُ مَنْ تُحِبُّهُ نَفْسِي.</w:t>
-      </w:r>
-      <w:r>
-        <w:rPr>
-          <w:rFonts w:hint="cs"/>
-          <w:sz w:val="56"/>
-          <w:szCs w:val="56"/>
-          <w:rtl/>
-          <w:lang w:bidi="ar-EG"/>
-        </w:rPr>
-        <w:t xml:space="preserve">" (نشيد </w:t>
-      </w:r>
-      <w:proofErr w:type="spellStart"/>
-      <w:r>
-        <w:rPr>
-          <w:rFonts w:hint="cs"/>
-          <w:sz w:val="56"/>
-          <w:szCs w:val="56"/>
-          <w:rtl/>
-          <w:lang w:bidi="ar-EG"/>
-        </w:rPr>
-        <w:t>الأنشاد</w:t>
-      </w:r>
-      <w:proofErr w:type="spellEnd"/>
-      <w:r>
-        <w:rPr>
-          <w:rFonts w:hint="cs"/>
-          <w:sz w:val="56"/>
-          <w:szCs w:val="56"/>
-          <w:rtl/>
-          <w:lang w:bidi="ar-EG"/>
-        </w:rPr>
-        <w:t>: 3: 1).</w:t>
-      </w:r>
-    </w:p>
-    <w:p>
-      <w:pPr>
-        <w:bidi/>
-        <w:jc w:val="both"/>
-        <w:rPr>
-          <w:rFonts w:hint="cs"/>
-          <w:rtl/>
-          <w:lang w:bidi="ar-EG"/>
-        </w:rPr>
-      </w:pPr>
-      <w:r>
-        <w:rPr>
-          <w:lang w:bidi="ar-EG"/>
-        </w:rPr>
-        <w:t>Gerrid Setzer</w:t>
+          <w:rtl/>
+          <w:lang w:bidi="ar-EG"/>
+        </w:rPr>
+        <w:t>ربما عليك أن تكلّم نفسك اليوم بكلمة وجيهة؟</w:t>
       </w:r>
     </w:p>
     <w:sectPr>
       <w:pgSz w:w="11906" w:h="16838"/>
-      <w:pgMar w:top="720" w:right="720" w:bottom="720" w:left="720" w:header="708" w:footer="708" w:gutter="0"/>
+      <w:pgMar w:top="1440" w:right="1440" w:bottom="1440" w:left="1440" w:header="708" w:footer="708" w:gutter="0"/>
       <w:cols w:space="708"/>
-      <w:docGrid w:linePitch="381"/>
+      <w:docGrid w:linePitch="360"/>
     </w:sectPr>
   </w:body>
 </w:document>
@@ -1032,7 +739,7 @@
     <w:basedOn w:val="DefaultParagraphFont"/>
     <w:uiPriority w:val="99"/>
     <w:unhideWhenUsed/>
-    <w:rsid w:val="00D95C64"/>
+    <w:rsid w:val="00E82CB8"/>
     <w:rPr>
       <w:color w:val="0563C1" w:themeColor="hyperlink"/>
       <w:u w:val="single"/>
@@ -1044,7 +751,7 @@
     <w:uiPriority w:val="99"/>
     <w:semiHidden/>
     <w:unhideWhenUsed/>
-    <w:rsid w:val="00D95C64"/>
+    <w:rsid w:val="00E82CB8"/>
     <w:rPr>
       <w:color w:val="605E5C"/>
       <w:shd w:val="clear" w:color="auto" w:fill="E1DFDD"/>

--- a/docs/downloads/gerrid-setzer/تم/doc_0184.docx
+++ b/docs/downloads/gerrid-setzer/تم/doc_0184.docx
@@ -1,25 +1,101 @@
 
 <file path=word/document.xml><?xml version="1.0" encoding="utf-8"?>
 <w:document xmlns:wpc="http://schemas.microsoft.com/office/word/2010/wordprocessingCanvas" xmlns:cx="http://schemas.microsoft.com/office/drawing/2014/chartex" xmlns:cx1="http://schemas.microsoft.com/office/drawing/2015/9/8/chartex" xmlns:cx2="http://schemas.microsoft.com/office/drawing/2015/10/21/chartex" xmlns:cx3="http://schemas.microsoft.com/office/drawing/2016/5/9/chartex" xmlns:cx4="http://schemas.microsoft.com/office/drawing/2016/5/10/chartex" xmlns:cx5="http://schemas.microsoft.com/office/drawing/2016/5/11/chartex" xmlns:cx6="http://schemas.microsoft.com/office/drawing/2016/5/12/chartex" xmlns:cx7="http://schemas.microsoft.com/office/drawing/2016/5/13/chartex" xmlns:cx8="http://schemas.microsoft.com/office/drawing/2016/5/14/chartex" xmlns:mc="http://schemas.openxmlformats.org/markup-compatibility/2006" xmlns:aink="http://schemas.microsoft.com/office/drawing/2016/ink" xmlns:am3d="http://schemas.microsoft.com/office/drawing/2017/model3d" xmlns:o="urn:schemas-microsoft-com:office:office" xmlns:r="http://schemas.openxmlformats.org/officeDocument/2006/relationships" xmlns:m="http://schemas.openxmlformats.org/officeDocument/2006/math" xmlns:v="urn:schemas-microsoft-com:vml" xmlns:wp14="http://schemas.microsoft.com/office/word/2010/wordprocessingDrawing" xmlns:wp="http://schemas.openxmlformats.org/drawingml/2006/wordprocessingDrawing" xmlns:w10="urn:schemas-microsoft-com:office:word" xmlns:w="http://schemas.openxmlformats.org/wordprocessingml/2006/main" xmlns:w14="http://schemas.microsoft.com/office/word/2010/wordml" xmlns:w15="http://schemas.microsoft.com/office/word/2012/wordml" xmlns:w16cex="http://schemas.microsoft.com/office/word/2018/wordml/cex" xmlns:w16cid="http://schemas.microsoft.com/office/word/2016/wordml/cid" xmlns:w16="http://schemas.microsoft.com/office/word/2018/wordml" xmlns:w16se="http://schemas.microsoft.com/office/word/2015/wordml/symex" xmlns:wpg="http://schemas.microsoft.com/office/word/2010/wordprocessingGroup" xmlns:wpi="http://schemas.microsoft.com/office/word/2010/wordprocessingInk" xmlns:wne="http://schemas.microsoft.com/office/word/2006/wordml" xmlns:wps="http://schemas.microsoft.com/office/word/2010/wordprocessingShape" mc:Ignorable="w14 w15 w16se w16cid w16 w16cex wp14">
+  <w:background w:color="FBE4D5" w:themeColor="accent2" w:themeTint="33"/>
   <w:body>
     <w:p>
       <w:pPr>
         <w:bidi/>
-        <w:jc w:val="center"/>
-        <w:rPr>
+        <w:ind w:left="2880"/>
+        <w:rPr>
+          <w:rFonts w:hint="cs"/>
+          <w:sz w:val="56"/>
+          <w:szCs w:val="56"/>
           <w:rtl/>
           <w:lang w:bidi="ar-EG"/>
         </w:rPr>
       </w:pPr>
-      <w:hyperlink r:id="rId4" w:history="1">
+      <w:r>
+        <w:rPr>
+          <w:noProof/>
+        </w:rPr>
+        <w:drawing>
+          <wp:anchor distT="0" distB="0" distL="114300" distR="114300" simplePos="0" relativeHeight="251658240" behindDoc="1" locked="0" layoutInCell="1" allowOverlap="1" wp14:anchorId="03AF459A" wp14:editId="762A1668">
+            <wp:simplePos x="0" y="0"/>
+            <wp:positionH relativeFrom="column">
+              <wp:posOffset>-113386</wp:posOffset>
+            </wp:positionH>
+            <wp:positionV relativeFrom="paragraph">
+              <wp:posOffset>-142647</wp:posOffset>
+            </wp:positionV>
+            <wp:extent cx="6867525" cy="4103827"/>
+            <wp:effectExtent l="0" t="0" r="0" b="0"/>
+            <wp:wrapNone/>
+            <wp:docPr id="1" name="Picture 1" descr="Blume Sonne | radio SAW"/>
+            <wp:cNvGraphicFramePr>
+              <a:graphicFrameLocks xmlns:a="http://schemas.openxmlformats.org/drawingml/2006/main" noChangeAspect="1"/>
+            </wp:cNvGraphicFramePr>
+            <a:graphic xmlns:a="http://schemas.openxmlformats.org/drawingml/2006/main">
+              <a:graphicData uri="http://schemas.openxmlformats.org/drawingml/2006/picture">
+                <pic:pic xmlns:pic="http://schemas.openxmlformats.org/drawingml/2006/picture">
+                  <pic:nvPicPr>
+                    <pic:cNvPr id="0" name="Picture 1" descr="Blume Sonne | radio SAW"/>
+                    <pic:cNvPicPr>
+                      <a:picLocks noChangeAspect="1" noChangeArrowheads="1"/>
+                    </pic:cNvPicPr>
+                  </pic:nvPicPr>
+                  <pic:blipFill>
+                    <a:blip r:embed="rId4">
+                      <a:alphaModFix amt="35000"/>
+                      <a:extLst>
+                        <a:ext uri="{28A0092B-C50C-407E-A947-70E740481C1C}">
+                          <a14:useLocalDpi xmlns:a14="http://schemas.microsoft.com/office/drawing/2010/main" val="0"/>
+                        </a:ext>
+                      </a:extLst>
+                    </a:blip>
+                    <a:srcRect/>
+                    <a:stretch>
+                      <a:fillRect/>
+                    </a:stretch>
+                  </pic:blipFill>
+                  <pic:spPr bwMode="auto">
+                    <a:xfrm>
+                      <a:off x="0" y="0"/>
+                      <a:ext cx="6975844" cy="4168555"/>
+                    </a:xfrm>
+                    <a:prstGeom prst="rect">
+                      <a:avLst/>
+                    </a:prstGeom>
+                    <a:ln>
+                      <a:noFill/>
+                    </a:ln>
+                    <a:effectLst>
+                      <a:softEdge rad="112500"/>
+                    </a:effectLst>
+                  </pic:spPr>
+                </pic:pic>
+              </a:graphicData>
+            </a:graphic>
+            <wp14:sizeRelH relativeFrom="page">
+              <wp14:pctWidth>0</wp14:pctWidth>
+            </wp14:sizeRelH>
+            <wp14:sizeRelV relativeFrom="page">
+              <wp14:pctHeight>0</wp14:pctHeight>
+            </wp14:sizeRelV>
+          </wp:anchor>
+        </w:drawing>
+      </w:r>
+      <w:hyperlink r:id="rId5" w:anchor=":~:text=sollten%20wir%20es%20auch%20machen%2C%20indem%20wir,wachsen%20und%20dem%20Herrn%20Freude%20bereiten." w:history="1">
         <w:r>
           <w:rPr>
             <w:rStyle w:val="Hyperlink"/>
             <w:rFonts w:hint="cs"/>
+            <w:sz w:val="56"/>
+            <w:szCs w:val="56"/>
             <w:rtl/>
             <w:lang w:bidi="ar-EG"/>
           </w:rPr>
-          <w:t>هيا يا نفسي!</w:t>
+          <w:t>محبته</w:t>
         </w:r>
       </w:hyperlink>
     </w:p>
@@ -28,15 +104,21 @@
         <w:bidi/>
         <w:jc w:val="both"/>
         <w:rPr>
+          <w:sz w:val="56"/>
+          <w:szCs w:val="56"/>
           <w:rtl/>
           <w:lang w:bidi="ar-EG"/>
         </w:rPr>
       </w:pPr>
       <w:r>
         <w:rPr>
-          <w:lang w:bidi="ar-EG"/>
-        </w:rPr>
-        <w:t>Gerrid Setzer</w:t>
+          <w:rFonts w:hint="cs"/>
+          <w:sz w:val="56"/>
+          <w:szCs w:val="56"/>
+          <w:rtl/>
+          <w:lang w:bidi="ar-EG"/>
+        </w:rPr>
+        <w:t>كانت بنتٌ تسكن في كشك صغير لم يكن متميزًا بفساحته وجماله، إلاّ أن الزهرة التي في الغرفة تأنّقت برونقها. وقد أجابت على السؤال كيف يكون ذلك: "إنه في غاية البساطة. هنالك في غرفتي 3 نوافذ. عند شروق الشمس في الصباح تقف الزهرة في النافذة الأولى. في ساعة الظهيرة تكون في النافذة الثانية ومن ثم النافذة الثالثة. زهرتي دومًا معرّضة للشمس ولأجل هذا هي مزهرة في هذا الجمال."</w:t>
       </w:r>
     </w:p>
     <w:p>
@@ -44,6 +126,8 @@
         <w:bidi/>
         <w:jc w:val="both"/>
         <w:rPr>
+          <w:sz w:val="56"/>
+          <w:szCs w:val="56"/>
           <w:rtl/>
           <w:lang w:bidi="ar-EG"/>
         </w:rPr>
@@ -51,57 +135,32 @@
       <w:r>
         <w:rPr>
           <w:rFonts w:hint="cs"/>
-          <w:rtl/>
-          <w:lang w:bidi="ar-EG"/>
-        </w:rPr>
-        <w:t>يُذكَر في المزامير الكثير عن أحاسيس المؤمن. لذا فليس من الغرابة بأنه يتم ذكر نفس الإنسان بكثرة. في بعض المواضع يُرينا أيضًا بأننا يمكننا أن نكلّم أنفسنا. والنفس في هذه المواضع لا تعني طبعًا إيانا نحن كأشخاص، وإنما يُنظر إليها ك</w:t>
-      </w:r>
-      <w:r>
-        <w:rPr>
-          <w:rFonts w:hint="cs"/>
-          <w:rtl/>
-          <w:lang w:bidi="ar-EG"/>
-        </w:rPr>
-        <w:t>مست</w:t>
-      </w:r>
-      <w:r>
-        <w:rPr>
-          <w:rFonts w:hint="cs"/>
-          <w:rtl/>
-          <w:lang w:bidi="ar-EG"/>
-        </w:rPr>
-        <w:t xml:space="preserve">قر </w:t>
-      </w:r>
-      <w:r>
-        <w:rPr>
-          <w:rFonts w:hint="cs"/>
-          <w:rtl/>
-          <w:lang w:bidi="ar-EG"/>
-        </w:rPr>
-        <w:t>ل</w:t>
-      </w:r>
-      <w:r>
-        <w:rPr>
-          <w:rFonts w:hint="cs"/>
-          <w:rtl/>
-          <w:lang w:bidi="ar-EG"/>
-        </w:rPr>
-        <w:t xml:space="preserve">لعواطف. هذه العواطف تلعب دورًا هامًا في حياتنا </w:t>
-      </w:r>
-      <w:r>
-        <w:rPr>
-          <w:rtl/>
-          <w:lang w:bidi="ar-EG"/>
-        </w:rPr>
-        <w:t>–</w:t>
-      </w:r>
-      <w:r>
-        <w:rPr>
-          <w:rFonts w:hint="cs"/>
-          <w:rtl/>
-          <w:lang w:bidi="ar-EG"/>
-        </w:rPr>
-        <w:t xml:space="preserve"> لكننا لسنا معرّضون لها من دون حول أو قوة. إننا يمكننا أن نكلّم أنفسنا عندما تكون منحنية ولا تريد أن ترتفع إلى الله.</w:t>
+          <w:sz w:val="56"/>
+          <w:szCs w:val="56"/>
+          <w:rtl/>
+          <w:lang w:bidi="ar-EG"/>
+        </w:rPr>
+        <w:t xml:space="preserve">هكذا يجب علينا نحن أيضًا أن نفعل، أن نمكث دومًا </w:t>
+      </w:r>
+      <w:r>
+        <w:rPr>
+          <w:rFonts w:hint="cs"/>
+          <w:sz w:val="56"/>
+          <w:szCs w:val="56"/>
+          <w:rtl/>
+          <w:lang w:bidi="ar-EG"/>
+        </w:rPr>
+        <w:t>في</w:t>
+      </w:r>
+      <w:r>
+        <w:rPr>
+          <w:rFonts w:hint="cs"/>
+          <w:sz w:val="56"/>
+          <w:szCs w:val="56"/>
+          <w:rtl/>
+          <w:lang w:bidi="ar-EG"/>
+        </w:rPr>
+        <w:t xml:space="preserve"> شمس محبة المسيح. عندها سننمو روحيًا ونبعث بالفرح لسيدنا. تفكّر بمحبته صباحًا، ظهرًا ومساءً! وفي الليل أيضًا.</w:t>
       </w:r>
     </w:p>
     <w:p>
@@ -109,6 +168,8 @@
         <w:bidi/>
         <w:jc w:val="both"/>
         <w:rPr>
+          <w:sz w:val="56"/>
+          <w:szCs w:val="56"/>
           <w:rtl/>
           <w:lang w:bidi="ar-EG"/>
         </w:rPr>
@@ -116,35 +177,54 @@
       <w:r>
         <w:rPr>
           <w:rFonts w:hint="cs"/>
-          <w:rtl/>
-          <w:lang w:bidi="ar-EG"/>
-        </w:rPr>
-        <w:t>"</w:t>
-      </w:r>
-      <w:r>
-        <w:rPr>
-          <w:b/>
-          <w:bCs/>
-          <w:color w:val="FF0000"/>
-          <w:rtl/>
-          <w:lang w:bidi="ar-EG"/>
-        </w:rPr>
-        <w:t>لِمَاذَا أَنْتِ مُنْحَنِيَةٌ يَا نَفْسِي؟</w:t>
-      </w:r>
-      <w:r>
-        <w:rPr>
-          <w:rtl/>
-          <w:lang w:bidi="ar-EG"/>
-        </w:rPr>
-        <w:t xml:space="preserve"> وَلِمَاذَا تَئِنِّينَ فِيَّ؟ تَرَجَّيِ اللهَ، لأَنِّي بَعْدُ أَحْمَدُهُ، خَلاَصَ وَجْهِي وَإِلهِي.</w:t>
-      </w:r>
-      <w:r>
-        <w:rPr>
-          <w:rFonts w:hint="cs"/>
-          <w:rtl/>
-          <w:lang w:bidi="ar-EG"/>
-        </w:rPr>
-        <w:t>" (مزمور 42: 5، 11).</w:t>
+          <w:sz w:val="56"/>
+          <w:szCs w:val="56"/>
+          <w:rtl/>
+          <w:lang w:bidi="ar-EG"/>
+        </w:rPr>
+        <w:t xml:space="preserve">العروس أيضًا كانت مشغولة في سفر نشيد </w:t>
+      </w:r>
+      <w:proofErr w:type="spellStart"/>
+      <w:r>
+        <w:rPr>
+          <w:rFonts w:hint="cs"/>
+          <w:sz w:val="56"/>
+          <w:szCs w:val="56"/>
+          <w:rtl/>
+          <w:lang w:bidi="ar-EG"/>
+        </w:rPr>
+        <w:t>الأنشاد</w:t>
+      </w:r>
+      <w:proofErr w:type="spellEnd"/>
+      <w:r>
+        <w:rPr>
+          <w:rFonts w:hint="cs"/>
+          <w:sz w:val="56"/>
+          <w:szCs w:val="56"/>
+          <w:rtl/>
+          <w:lang w:bidi="ar-EG"/>
+        </w:rPr>
+        <w:t xml:space="preserve"> كل النهار بعريسها أو </w:t>
+      </w:r>
+      <w:r>
+        <w:rPr>
+          <w:rFonts w:hint="cs"/>
+          <w:sz w:val="56"/>
+          <w:szCs w:val="56"/>
+          <w:rtl/>
+          <w:lang w:bidi="ar-EG"/>
+        </w:rPr>
+        <w:t>أ</w:t>
+      </w:r>
+      <w:r>
+        <w:rPr>
+          <w:rFonts w:hint="cs"/>
+          <w:sz w:val="56"/>
+          <w:szCs w:val="56"/>
+          <w:rtl/>
+          <w:lang w:bidi="ar-EG"/>
+        </w:rPr>
+        <w:t>نها واظبت على شركتها معه. لنسمع كلماتها:</w:t>
       </w:r>
     </w:p>
     <w:p>
@@ -152,6 +232,8 @@
         <w:bidi/>
         <w:jc w:val="both"/>
         <w:rPr>
+          <w:sz w:val="56"/>
+          <w:szCs w:val="56"/>
           <w:rtl/>
           <w:lang w:bidi="ar-EG"/>
         </w:rPr>
@@ -159,50 +241,114 @@
       <w:r>
         <w:rPr>
           <w:rFonts w:hint="cs"/>
-          <w:rtl/>
-          <w:lang w:bidi="ar-EG"/>
-        </w:rPr>
-        <w:t>"</w:t>
-      </w:r>
-      <w:r>
-        <w:rPr>
           <w:color w:val="FF0000"/>
-          <w:rtl/>
-          <w:lang w:bidi="ar-EG"/>
-        </w:rPr>
-        <w:t>اسْتَيْقِظْ يَا مَجْدِي</w:t>
-      </w:r>
-      <w:r>
-        <w:rPr>
-          <w:rFonts w:hint="cs"/>
-          <w:color w:val="FF0000"/>
-          <w:rtl/>
-          <w:lang w:bidi="ar-EG"/>
-        </w:rPr>
-        <w:t xml:space="preserve"> (يا نفسي)</w:t>
-      </w:r>
-      <w:r>
-        <w:rPr>
-          <w:color w:val="FF0000"/>
-          <w:rtl/>
-          <w:lang w:bidi="ar-EG"/>
-        </w:rPr>
-        <w:t xml:space="preserve">! </w:t>
-      </w:r>
-      <w:r>
-        <w:rPr>
-          <w:rtl/>
-          <w:lang w:bidi="ar-EG"/>
-        </w:rPr>
-        <w:t>اسْتَيْقِظِي يَا رَبَابُ وَيَا عُودُ! أَنَا أَسْتَيْقِظُ سَحَرًا.</w:t>
-      </w:r>
-      <w:r>
-        <w:rPr>
-          <w:rFonts w:hint="cs"/>
-          <w:rtl/>
-          <w:lang w:bidi="ar-EG"/>
-        </w:rPr>
-        <w:t>" (57: 8).</w:t>
+          <w:sz w:val="56"/>
+          <w:szCs w:val="56"/>
+          <w:rtl/>
+          <w:lang w:bidi="ar-EG"/>
+        </w:rPr>
+        <w:t>صباحًا</w:t>
+      </w:r>
+      <w:r>
+        <w:rPr>
+          <w:rFonts w:hint="cs"/>
+          <w:sz w:val="56"/>
+          <w:szCs w:val="56"/>
+          <w:rtl/>
+          <w:lang w:bidi="ar-EG"/>
+        </w:rPr>
+        <w:t>: "</w:t>
+      </w:r>
+      <w:r>
+        <w:rPr>
+          <w:sz w:val="56"/>
+          <w:szCs w:val="56"/>
+          <w:rtl/>
+          <w:lang w:bidi="ar-EG"/>
+        </w:rPr>
+        <w:t xml:space="preserve"> 12 </w:t>
+      </w:r>
+      <w:proofErr w:type="spellStart"/>
+      <w:r>
+        <w:rPr>
+          <w:sz w:val="56"/>
+          <w:szCs w:val="56"/>
+          <w:rtl/>
+          <w:lang w:bidi="ar-EG"/>
+        </w:rPr>
+        <w:t>لِنُبَكِّرَنَّ</w:t>
+      </w:r>
+      <w:proofErr w:type="spellEnd"/>
+      <w:r>
+        <w:rPr>
+          <w:sz w:val="56"/>
+          <w:szCs w:val="56"/>
+          <w:rtl/>
+          <w:lang w:bidi="ar-EG"/>
+        </w:rPr>
+        <w:t xml:space="preserve"> إِلَى </w:t>
+      </w:r>
+      <w:proofErr w:type="gramStart"/>
+      <w:r>
+        <w:rPr>
+          <w:sz w:val="56"/>
+          <w:szCs w:val="56"/>
+          <w:rtl/>
+          <w:lang w:bidi="ar-EG"/>
+        </w:rPr>
+        <w:t>الْكُرُومِ،</w:t>
+      </w:r>
+      <w:r>
+        <w:rPr>
+          <w:rFonts w:hint="cs"/>
+          <w:sz w:val="56"/>
+          <w:szCs w:val="56"/>
+          <w:rtl/>
+          <w:lang w:bidi="ar-EG"/>
+        </w:rPr>
+        <w:t>...</w:t>
+      </w:r>
+      <w:proofErr w:type="gramEnd"/>
+      <w:r>
+        <w:rPr>
+          <w:sz w:val="56"/>
+          <w:szCs w:val="56"/>
+          <w:rtl/>
+          <w:lang w:bidi="ar-EG"/>
+        </w:rPr>
+        <w:t xml:space="preserve"> هُنَالِكَ أُعْطِيكَ حُبِّي.</w:t>
+      </w:r>
+      <w:r>
+        <w:rPr>
+          <w:rFonts w:hint="cs"/>
+          <w:sz w:val="56"/>
+          <w:szCs w:val="56"/>
+          <w:rtl/>
+          <w:lang w:bidi="ar-EG"/>
+        </w:rPr>
+        <w:t xml:space="preserve">" (نشيد </w:t>
+      </w:r>
+      <w:proofErr w:type="spellStart"/>
+      <w:r>
+        <w:rPr>
+          <w:rFonts w:hint="cs"/>
+          <w:sz w:val="56"/>
+          <w:szCs w:val="56"/>
+          <w:rtl/>
+          <w:lang w:bidi="ar-EG"/>
+        </w:rPr>
+        <w:t>الأنشاد</w:t>
+      </w:r>
+      <w:proofErr w:type="spellEnd"/>
+      <w:r>
+        <w:rPr>
+          <w:rFonts w:hint="cs"/>
+          <w:sz w:val="56"/>
+          <w:szCs w:val="56"/>
+          <w:rtl/>
+          <w:lang w:bidi="ar-EG"/>
+        </w:rPr>
+        <w:t xml:space="preserve"> 7: 13).</w:t>
       </w:r>
     </w:p>
     <w:p>
@@ -210,6 +356,8 @@
         <w:bidi/>
         <w:jc w:val="both"/>
         <w:rPr>
+          <w:sz w:val="56"/>
+          <w:szCs w:val="56"/>
           <w:rtl/>
           <w:lang w:bidi="ar-EG"/>
         </w:rPr>
@@ -217,26 +365,64 @@
       <w:r>
         <w:rPr>
           <w:rFonts w:hint="cs"/>
-          <w:rtl/>
-          <w:lang w:bidi="ar-EG"/>
-        </w:rPr>
-        <w:t>"</w:t>
-      </w:r>
-      <w:r>
-        <w:rPr>
           <w:color w:val="FF0000"/>
-          <w:rtl/>
-          <w:lang w:bidi="ar-EG"/>
-        </w:rPr>
-        <w:t>بَارِكِي يَا نَفْسِي</w:t>
-      </w:r>
-      <w:r>
-        <w:rPr>
-          <w:rFonts w:hint="cs"/>
-          <w:rtl/>
-          <w:lang w:bidi="ar-EG"/>
-        </w:rPr>
-        <w:t>" (مزمور 103: 1، 2، 22؛ مزمور 104: 1، 35)</w:t>
+          <w:sz w:val="56"/>
+          <w:szCs w:val="56"/>
+          <w:rtl/>
+          <w:lang w:bidi="ar-EG"/>
+        </w:rPr>
+        <w:t>ظهرًا</w:t>
+      </w:r>
+      <w:r>
+        <w:rPr>
+          <w:rFonts w:hint="cs"/>
+          <w:sz w:val="56"/>
+          <w:szCs w:val="56"/>
+          <w:rtl/>
+          <w:lang w:bidi="ar-EG"/>
+        </w:rPr>
+        <w:t>: "</w:t>
+      </w:r>
+      <w:r>
+        <w:rPr>
+          <w:sz w:val="56"/>
+          <w:szCs w:val="56"/>
+          <w:rtl/>
+          <w:lang w:bidi="ar-EG"/>
+        </w:rPr>
+        <w:t>أَخْبِرْنِي يَا مَنْ تُحِبُّهُ نَفْسِي، أَيْنَ تَرْعَى، أَيْنَ تُرْبِضُ عِنْدَ الظَّهِيرَةِ.</w:t>
+      </w:r>
+      <w:r>
+        <w:rPr>
+          <w:rFonts w:hint="cs"/>
+          <w:sz w:val="56"/>
+          <w:szCs w:val="56"/>
+          <w:rtl/>
+          <w:lang w:bidi="ar-EG"/>
+        </w:rPr>
+        <w:t xml:space="preserve">؟" (نشيد </w:t>
+      </w:r>
+      <w:proofErr w:type="spellStart"/>
+      <w:r>
+        <w:rPr>
+          <w:rFonts w:hint="cs"/>
+          <w:sz w:val="56"/>
+          <w:szCs w:val="56"/>
+          <w:rtl/>
+          <w:lang w:bidi="ar-EG"/>
+        </w:rPr>
+        <w:t>الأنشاد</w:t>
+      </w:r>
+      <w:proofErr w:type="spellEnd"/>
+      <w:r>
+        <w:rPr>
+          <w:rFonts w:hint="cs"/>
+          <w:sz w:val="56"/>
+          <w:szCs w:val="56"/>
+          <w:rtl/>
+          <w:lang w:bidi="ar-EG"/>
+        </w:rPr>
+        <w:t>: 1: 7).</w:t>
       </w:r>
     </w:p>
     <w:p>
@@ -244,6 +430,8 @@
         <w:bidi/>
         <w:jc w:val="both"/>
         <w:rPr>
+          <w:sz w:val="56"/>
+          <w:szCs w:val="56"/>
           <w:rtl/>
           <w:lang w:bidi="ar-EG"/>
         </w:rPr>
@@ -251,33 +439,65 @@
       <w:r>
         <w:rPr>
           <w:rFonts w:hint="cs"/>
-          <w:rtl/>
-          <w:lang w:bidi="ar-EG"/>
-        </w:rPr>
-        <w:t>"</w:t>
-      </w:r>
-      <w:r>
-        <w:rPr>
           <w:color w:val="FF0000"/>
-          <w:rtl/>
-          <w:lang w:bidi="ar-EG"/>
-        </w:rPr>
-        <w:t>ارْجِعِي يَا نَفْسِي إِلَى رَاحَتِكِ</w:t>
-      </w:r>
-      <w:r>
-        <w:rPr>
-          <w:rtl/>
-          <w:lang w:bidi="ar-EG"/>
-        </w:rPr>
-        <w:t>، لأَنَّ الرَّبَّ قَدْ أَحْسَنَ إِلَيْكِ.</w:t>
-      </w:r>
-      <w:r>
-        <w:rPr>
-          <w:rFonts w:hint="cs"/>
-          <w:rtl/>
-          <w:lang w:bidi="ar-EG"/>
-        </w:rPr>
-        <w:t>" (مزمور 116: 7).</w:t>
+          <w:sz w:val="56"/>
+          <w:szCs w:val="56"/>
+          <w:rtl/>
+          <w:lang w:bidi="ar-EG"/>
+        </w:rPr>
+        <w:lastRenderedPageBreak/>
+        <w:t>مساءً</w:t>
+      </w:r>
+      <w:r>
+        <w:rPr>
+          <w:rFonts w:hint="cs"/>
+          <w:sz w:val="56"/>
+          <w:szCs w:val="56"/>
+          <w:rtl/>
+          <w:lang w:bidi="ar-EG"/>
+        </w:rPr>
+        <w:t>: "</w:t>
+      </w:r>
+      <w:r>
+        <w:rPr>
+          <w:sz w:val="56"/>
+          <w:szCs w:val="56"/>
+          <w:rtl/>
+          <w:lang w:bidi="ar-EG"/>
+        </w:rPr>
+        <w:t>إِلَى أَنْ يَفِيحَ النَّهَارُ وَتَنْهَزِمَ الظِّلاَلُ، ارْجعْ وَأَشْبِهْ يَا حَبِيبِي</w:t>
+      </w:r>
+      <w:r>
+        <w:rPr>
+          <w:rFonts w:hint="cs"/>
+          <w:sz w:val="56"/>
+          <w:szCs w:val="56"/>
+          <w:rtl/>
+          <w:lang w:bidi="ar-EG"/>
+        </w:rPr>
+        <w:t xml:space="preserve">" (نشيد </w:t>
+      </w:r>
+      <w:proofErr w:type="spellStart"/>
+      <w:r>
+        <w:rPr>
+          <w:rFonts w:hint="cs"/>
+          <w:sz w:val="56"/>
+          <w:szCs w:val="56"/>
+          <w:rtl/>
+          <w:lang w:bidi="ar-EG"/>
+        </w:rPr>
+        <w:t>الأنشاد</w:t>
+      </w:r>
+      <w:proofErr w:type="spellEnd"/>
+      <w:r>
+        <w:rPr>
+          <w:rFonts w:hint="cs"/>
+          <w:sz w:val="56"/>
+          <w:szCs w:val="56"/>
+          <w:rtl/>
+          <w:lang w:bidi="ar-EG"/>
+        </w:rPr>
+        <w:t xml:space="preserve"> 2: 17).</w:t>
       </w:r>
     </w:p>
     <w:p>
@@ -285,6 +505,8 @@
         <w:bidi/>
         <w:jc w:val="both"/>
         <w:rPr>
+          <w:sz w:val="56"/>
+          <w:szCs w:val="56"/>
           <w:rtl/>
           <w:lang w:bidi="ar-EG"/>
         </w:rPr>
@@ -292,17 +514,88 @@
       <w:r>
         <w:rPr>
           <w:rFonts w:hint="cs"/>
-          <w:rtl/>
-          <w:lang w:bidi="ar-EG"/>
-        </w:rPr>
-        <w:t>ربما عليك أن تكلّم نفسك اليوم بكلمة وجيهة؟</w:t>
+          <w:color w:val="FF0000"/>
+          <w:sz w:val="56"/>
+          <w:szCs w:val="56"/>
+          <w:rtl/>
+          <w:lang w:bidi="ar-EG"/>
+        </w:rPr>
+        <w:t>ليلاً</w:t>
+      </w:r>
+      <w:r>
+        <w:rPr>
+          <w:rFonts w:hint="cs"/>
+          <w:sz w:val="56"/>
+          <w:szCs w:val="56"/>
+          <w:rtl/>
+          <w:lang w:bidi="ar-EG"/>
+        </w:rPr>
+        <w:t>: "</w:t>
+      </w:r>
+      <w:r>
+        <w:rPr>
+          <w:sz w:val="56"/>
+          <w:szCs w:val="56"/>
+          <w:rtl/>
+          <w:lang w:bidi="ar-EG"/>
+        </w:rPr>
+        <w:t xml:space="preserve"> 1 فِي اللَّيْلِ عَلَى فِرَاشِي طَلَبْتُ مَنْ تُحِبُّهُ نَفْسِي.</w:t>
+      </w:r>
+      <w:r>
+        <w:rPr>
+          <w:rFonts w:hint="cs"/>
+          <w:sz w:val="56"/>
+          <w:szCs w:val="56"/>
+          <w:rtl/>
+          <w:lang w:bidi="ar-EG"/>
+        </w:rPr>
+        <w:t xml:space="preserve">" (نشيد </w:t>
+      </w:r>
+      <w:proofErr w:type="spellStart"/>
+      <w:r>
+        <w:rPr>
+          <w:rFonts w:hint="cs"/>
+          <w:sz w:val="56"/>
+          <w:szCs w:val="56"/>
+          <w:rtl/>
+          <w:lang w:bidi="ar-EG"/>
+        </w:rPr>
+        <w:t>الأنشاد</w:t>
+      </w:r>
+      <w:proofErr w:type="spellEnd"/>
+      <w:r>
+        <w:rPr>
+          <w:rFonts w:hint="cs"/>
+          <w:sz w:val="56"/>
+          <w:szCs w:val="56"/>
+          <w:rtl/>
+          <w:lang w:bidi="ar-EG"/>
+        </w:rPr>
+        <w:t>: 3: 1).</w:t>
+      </w:r>
+    </w:p>
+    <w:p>
+      <w:pPr>
+        <w:bidi/>
+        <w:jc w:val="both"/>
+        <w:rPr>
+          <w:rFonts w:hint="cs"/>
+          <w:rtl/>
+          <w:lang w:bidi="ar-EG"/>
+        </w:rPr>
+      </w:pPr>
+      <w:r>
+        <w:rPr>
+          <w:lang w:bidi="ar-EG"/>
+        </w:rPr>
+        <w:t>Gerrid Setzer</w:t>
       </w:r>
     </w:p>
     <w:sectPr>
       <w:pgSz w:w="11906" w:h="16838"/>
-      <w:pgMar w:top="1440" w:right="1440" w:bottom="1440" w:left="1440" w:header="708" w:footer="708" w:gutter="0"/>
+      <w:pgMar w:top="720" w:right="720" w:bottom="720" w:left="720" w:header="708" w:footer="708" w:gutter="0"/>
       <w:cols w:space="708"/>
-      <w:docGrid w:linePitch="360"/>
+      <w:docGrid w:linePitch="381"/>
     </w:sectPr>
   </w:body>
 </w:document>
@@ -739,7 +1032,7 @@
     <w:basedOn w:val="DefaultParagraphFont"/>
     <w:uiPriority w:val="99"/>
     <w:unhideWhenUsed/>
-    <w:rsid w:val="00E82CB8"/>
+    <w:rsid w:val="00D95C64"/>
     <w:rPr>
       <w:color w:val="0563C1" w:themeColor="hyperlink"/>
       <w:u w:val="single"/>
@@ -751,7 +1044,7 @@
     <w:uiPriority w:val="99"/>
     <w:semiHidden/>
     <w:unhideWhenUsed/>
-    <w:rsid w:val="00E82CB8"/>
+    <w:rsid w:val="00D95C64"/>
     <w:rPr>
       <w:color w:val="605E5C"/>
       <w:shd w:val="clear" w:color="auto" w:fill="E1DFDD"/>
